--- a/AI大模型在财务场景的应用/项目12_范例_v1.docx
+++ b/AI大模型在财务场景的应用/项目12_范例_v1.docx
@@ -125,7 +125,7 @@
           <w:color w:val="000000"/>
           <w:sz w:val="24"/>
         </w:rPr>
-        <w:t>星空读书会的财务干事林晓在建立了报销制度知识库之后，又有了新的想法：能不能让一个助手替她做报销预审？社员提交报销单后，助手自动检查票据是否齐全、抬头是否正确、金额是否合计无误，再给出一份初步意见，最后由林晓确认。林晓希望它每天都能完成这些重复的检查，但她很清楚，助手不能决定一笔钱能不能报。</w:t>
+        <w:t>星空读书会的财务干事小何在建立了报销制度知识库之后，又有了新的想法：能不能让一个助手替她做报销预审？社员提交报销单后，助手自动检查票据是否齐全、抬头是否正确、金额是否合计无误，再给出一份初步意见，最后由小何确认。小何希望它每天都能完成这些重复的检查，但她很清楚，助手不能决定一笔钱能不能报。</w:t>
       </w:r>
     </w:p>
     <w:p>
@@ -1529,7 +1529,7 @@
           <w:color w:val="000000"/>
           <w:sz w:val="24"/>
         </w:rPr>
-        <w:t>智能体的任务说明书，通常称为系统提示词，它告诉大模型自己的角色、任务、工具、步骤和停止条件。编写这份说明书时，既要写清楚目标，也要写清楚禁止事项。林晓使用的提示词是：“请为报销预审助手撰写任务说明书。助手的任务是检查报销材料的完整性、核对金额并生成初步意见。它不得批准任何报销，不得修改报销人的数字。遇到合计不一致、票据无法识别或制度没有依据时，必须停止并转交人工。”</w:t>
+        <w:t>智能体的任务说明书，通常称为系统提示词，它告诉大模型自己的角色、任务、工具、步骤和停止条件。编写这份说明书时，既要写清楚目标，也要写清楚禁止事项。小何使用的提示词是：“请为报销预审助手撰写任务说明书。助手的任务是检查报销材料的完整性、核对金额并生成初步意见。它不得批准任何报销，不得修改报销人的数字。遇到合计不一致、票据无法识别或制度没有依据时，必须停止并转交人工。”</w:t>
       </w:r>
     </w:p>
     <w:p>
@@ -1544,7 +1544,7 @@
           <w:color w:val="000000"/>
           <w:sz w:val="24"/>
         </w:rPr>
-        <w:t>大模型的回复中有一句是：“金额低于一百元的报销，助手可以自动通过。”这句话看似合理，却超出了助手的任务边界。林晓在复核时发现了这一点，并删去了该句，改为“所有报销的最终意见均由人工确认”。</w:t>
+        <w:t>大模型的回复中有一句是：“金额低于一百元的报销，助手可以自动通过。”这句话看似合理，却超出了助手的任务边界。小何在复核时发现了这一点，并删去了该句，改为“所有报销的最终意见均由人工确认”。</w:t>
       </w:r>
     </w:p>
     <w:p>
@@ -1597,7 +1597,7 @@
           <w:color w:val="000000"/>
           <w:sz w:val="24"/>
         </w:rPr>
-        <w:t>林晓用任务说明书设定了助手的边界：它可以检查和计算，但不能批准。她让助手试运行了一周，处理了十二份报销单。助手发现了三份缺少抬头的票据、一处合计错误和一份疑似重复的票据，并逐一标注了原因。林晓确认后，三处问题都得到了纠正。她说：“助手最有用的地方，是把问题一条条列出来，让我不用再从头翻。”</w:t>
+        <w:t>小何用任务说明书设定了助手的边界：它可以检查和计算，但不能批准。她让助手试运行了一周，处理了十二份报销单。助手发现了三份缺少抬头的票据、一处合计错误和一份疑似重复的票据，并逐一标注了原因。小何确认后，三处问题都得到了纠正。她说：“助手最有用的地方，是把问题一条条列出来，让我不用再从头翻。”</w:t>
       </w:r>
     </w:p>
     <w:p>
@@ -1793,7 +1793,7 @@
                 <w:color w:val="000000"/>
                 <w:sz w:val="21"/>
               </w:rPr>
-              <w:t>星空读书会的一位社员曾经要求林晓让助手“直接通过”他的报销，理由是“助手已经检查过了”。林晓没有同意。她对社员说：“助手只是帮我们看得更仔细，不是替我们签字。签字的人，要对每一个数字负责。”这位社员随后补齐了票据，并按正常流程提交。</w:t>
+              <w:t>星空读书会的一位社员曾经要求小何让助手“直接通过”他的报销，理由是“助手已经检查过了”。小何没有同意。她对社员说：“助手只是帮我们看得更仔细，不是替我们签字。签字的人，要对每一个数字负责。”这位社员随后补齐了票据，并按正常流程提交。</w:t>
             </w:r>
           </w:p>
           <w:p>
@@ -2258,7 +2258,7 @@
           <w:color w:val="000000"/>
           <w:sz w:val="24"/>
         </w:rPr>
-        <w:t>林晓的审核助手已经有了任务说明书，但它还不能真正工作。它需要查阅星空读书会的报销制度，需要核对票据金额，还需要把结果写进台账。林晓问：“助手是直接读取制度和计算，还是要通过某种方式去调用？”这是接入工具时必须回答的问题。</w:t>
+        <w:t>小何的审核助手已经有了任务说明书，但它还不能真正工作。它需要查阅星空读书会的报销制度，需要核对票据金额，还需要把结果写进台账。小何问：“助手是直接读取制度和计算，还是要通过某种方式去调用？”这是接入工具时必须回答的问题。</w:t>
       </w:r>
     </w:p>
     <w:p>
@@ -3041,7 +3041,7 @@
           <w:color w:val="000000"/>
           <w:sz w:val="24"/>
         </w:rPr>
-        <w:t>工具接入后，需要检验助手是否按照步骤调用了正确的工具。林晓使用的提示词是：“请按照下面的步骤处理这份报销单：第一步，调用金额计算工具核对合计；第二步，如果合计一致，调用制度检索工具查找相关条款；第三步，如果任何一步失败，停止并说明原因。不得在没有调用工具的情况下给出结论。”</w:t>
+        <w:t>工具接入后，需要检验助手是否按照步骤调用了正确的工具。小何使用的提示词是：“请按照下面的步骤处理这份报销单：第一步，调用金额计算工具核对合计；第二步，如果合计一致，调用制度检索工具查找相关条款；第三步，如果任何一步失败，停止并说明原因。不得在没有调用工具的情况下给出结论。”</w:t>
       </w:r>
     </w:p>
     <w:p>
@@ -3135,7 +3135,7 @@
           <w:color w:val="000000"/>
           <w:sz w:val="24"/>
         </w:rPr>
-        <w:t>在一次测试中，助手对一份报销单直接回复：“合计一致，可以进入下一步。”林晓检查了日志，发现助手并没有调用计算工具。它只是凭印象认为合计正确。林晓随即在提示词中加入了“未调用工具的结论一律无效”，并要求助手在每个结论后注明所用工具的名称与返回值。</w:t>
+        <w:t>在一次测试中，助手对一份报销单直接回复：“合计一致，可以进入下一步。”小何检查了日志，发现助手并没有调用计算工具。它只是凭印象认为合计正确。小何随即在提示词中加入了“未调用工具的结论一律无效”，并要求助手在每个结论后注明所用工具的名称与返回值。</w:t>
       </w:r>
     </w:p>
     <w:p>
@@ -3188,7 +3188,7 @@
           <w:color w:val="000000"/>
           <w:sz w:val="24"/>
         </w:rPr>
-        <w:t>林晓为助手接入了制度检索和金额计算两个工具，并设置了日志记录。此后，助手每处理一份报销单，都会留下调用记录。有一次，助手报告“制度检索失败”，原因是制度文件的一个附件没有被导入知识库。林晓补充了附件，并重新测试。她说：“能报告失败，比默默给出错误答案好得多。”</w:t>
+        <w:t>小何为助手接入了制度检索和金额计算两个工具，并设置了日志记录。此后，助手每处理一份报销单，都会留下调用记录。有一次，助手报告“制度检索失败”，原因是制度文件的一个附件没有被导入知识库。小何补充了附件，并重新测试。她说：“能报告失败，比默默给出错误答案好得多。”</w:t>
       </w:r>
     </w:p>
     <w:p>
@@ -3369,7 +3369,7 @@
                 <w:color w:val="000000"/>
                 <w:sz w:val="21"/>
               </w:rPr>
-              <w:t>一位社员质疑：“既然助手有计算工具，为什么还要人工核对？”林晓打开日志，给他看了一次工具报错的记录。工具正确地报告了差额，助手也把它标注出来。林晓说：“工具可以告诉我们数字对不对，但不能替我们决定如何处理这笔差额。这个决定要由人来做。”</w:t>
+              <w:t>一位社员质疑：“既然助手有计算工具，为什么还要人工核对？”小何打开日志，给他看了一次工具报错的记录。工具正确地报告了差额，助手也把它标注出来。小何说：“工具可以告诉我们数字对不对，但不能替我们决定如何处理这笔差额。这个决定要由人来做。”</w:t>
             </w:r>
           </w:p>
           <w:p>
@@ -3834,7 +3834,7 @@
           <w:color w:val="000000"/>
           <w:sz w:val="24"/>
         </w:rPr>
-        <w:t>林晓的审核助手已经能够调用工具、查阅制度，并生成初步意见。但在正式使用之前，她想知道：它会不会漏掉缺失的票据？它会不会把重复的票据当作新票据？它在超标时能否正确提示？这些问题都需要通过测试来回答。</w:t>
+        <w:t>小何的审核助手已经能够调用工具、查阅制度，并生成初步意见。但在正式使用之前，她想知道：它会不会漏掉缺失的票据？它会不会把重复的票据当作新票据？它在超标时能否正确提示？这些问题都需要通过测试来回答。</w:t>
       </w:r>
     </w:p>
     <w:p>
@@ -5559,7 +5559,7 @@
           <w:color w:val="000000"/>
           <w:sz w:val="24"/>
         </w:rPr>
-        <w:t>林晓的测试结果显示，助手在缺票和合计误算两类问题上表现良好，但在超标未提示上有一次漏报。她调整了检查规则，把超标的判断标准与最新版本逐条对应，然后重新运行了全部测试。修改之后，超标漏报降为零。她同时设置了四个人工复核节点，并在助手的每份意见上标注了确认人。</w:t>
+        <w:t>小何的测试结果显示，助手在缺票和合计误算两类问题上表现良好，但在超标未提示上有一次漏报。她调整了检查规则，把超标的判断标准与最新版本逐条对应，然后重新运行了全部测试。修改之后，超标漏报降为零。她同时设置了四个人工复核节点，并在助手的每份意见上标注了确认人。</w:t>
       </w:r>
     </w:p>
     <w:p>
@@ -5755,7 +5755,7 @@
                 <w:color w:val="000000"/>
                 <w:sz w:val="21"/>
               </w:rPr>
-              <w:t>星空读书会的一位社员认为，社团的报销金额不大，助手检查过就可以直接通过，不必麻烦林晓复核。林晓没有同意。她说：“金额小的报销，也是社员们的钱。我们的复核不是为了挑剔谁，而是为了让每一笔钱都经得起检查。”这位社员后来理解了她的做法。</w:t>
+              <w:t>星空读书会的一位社员认为，社团的报销金额不大，助手检查过就可以直接通过，不必麻烦小何复核。小何没有同意。她说：“金额小的报销，也是社员们的钱。我们的复核不是为了挑剔谁，而是为了让每一笔钱都经得起检查。”这位社员后来理解了她的做法。</w:t>
             </w:r>
           </w:p>
           <w:p>

--- a/AI大模型在财务场景的应用/项目12_范例_v1.docx
+++ b/AI大模型在财务场景的应用/项目12_范例_v1.docx
@@ -8211,10 +8211,11 @@
     <w:rsid w:val="00FC693F"/>
     <w:pPr>
       <w:spacing w:lineRule="exact" w:line="400" w:before="0" w:after="0"/>
+      <w:ind w:firstLine="480"/>
     </w:pPr>
     <w:rPr>
-      <w:rFonts w:ascii="Times New Roman" w:hAnsi="Times New Roman" w:eastAsia="宋体"/>
-      <w:color w:val="000000"/>
+      <w:rFonts w:ascii="Times New Roman" w:hAnsi="Times New Roman" w:eastAsia="宋体" w:cs="Times New Roman"/>
+      <w:b w:val="0"/>
       <w:sz w:val="24"/>
     </w:rPr>
   </w:style>
@@ -8273,16 +8274,16 @@
     <w:pPr>
       <w:keepNext/>
       <w:keepLines/>
-      <w:spacing w:before="240" w:after="120" w:lineRule="exact" w:line="400"/>
+      <w:spacing w:before="240" w:after="120" w:lineRule="exact" w:line="480"/>
+      <w:ind w:firstLine="0"/>
       <w:jc w:val="center"/>
       <w:outlineLvl w:val="0"/>
     </w:pPr>
     <w:rPr>
-      <w:rFonts w:asciiTheme="majorHAnsi" w:eastAsiaTheme="majorEastAsia" w:hAnsiTheme="majorHAnsi" w:cstheme="majorBidi" w:ascii="Times New Roman" w:hAnsi="Times New Roman" w:eastAsia="黑体"/>
-      <w:b w:val="0"/>
+      <w:rFonts w:asciiTheme="majorHAnsi" w:eastAsiaTheme="majorEastAsia" w:hAnsiTheme="majorHAnsi" w:cstheme="majorBidi" w:ascii="Times New Roman" w:hAnsi="Times New Roman" w:eastAsia="黑体" w:cs="Times New Roman"/>
+      <w:b/>
       <w:bCs/>
       <w:i w:val="0"/>
-      <w:color w:val="000000"/>
       <w:sz w:val="32"/>
       <w:szCs w:val="28"/>
     </w:rPr>
@@ -8299,16 +8300,16 @@
     <w:pPr>
       <w:keepNext/>
       <w:keepLines/>
-      <w:spacing w:before="240" w:after="120" w:lineRule="exact" w:line="400"/>
+      <w:spacing w:before="240" w:after="120" w:lineRule="exact" w:line="480"/>
+      <w:ind w:firstLine="0"/>
       <w:jc w:val="left"/>
       <w:outlineLvl w:val="1"/>
     </w:pPr>
     <w:rPr>
-      <w:rFonts w:asciiTheme="majorHAnsi" w:eastAsiaTheme="majorEastAsia" w:hAnsiTheme="majorHAnsi" w:cstheme="majorBidi" w:ascii="Times New Roman" w:hAnsi="Times New Roman" w:eastAsia="黑体"/>
-      <w:b w:val="0"/>
+      <w:rFonts w:asciiTheme="majorHAnsi" w:eastAsiaTheme="majorEastAsia" w:hAnsiTheme="majorHAnsi" w:cstheme="majorBidi" w:ascii="Times New Roman" w:hAnsi="Times New Roman" w:eastAsia="黑体" w:cs="Times New Roman"/>
+      <w:b/>
       <w:bCs/>
       <w:i w:val="0"/>
-      <w:color w:val="000000"/>
       <w:sz w:val="28"/>
       <w:szCs w:val="26"/>
     </w:rPr>
@@ -8325,16 +8326,16 @@
     <w:pPr>
       <w:keepNext/>
       <w:keepLines/>
-      <w:spacing w:before="120" w:after="120" w:lineRule="exact" w:line="400"/>
+      <w:spacing w:before="240" w:after="120" w:lineRule="exact" w:line="480"/>
+      <w:ind w:firstLine="0"/>
       <w:jc w:val="left"/>
       <w:outlineLvl w:val="2"/>
     </w:pPr>
     <w:rPr>
-      <w:rFonts w:asciiTheme="majorHAnsi" w:eastAsiaTheme="majorEastAsia" w:hAnsiTheme="majorHAnsi" w:cstheme="majorBidi" w:ascii="Times New Roman" w:hAnsi="Times New Roman" w:eastAsia="黑体"/>
+      <w:rFonts w:asciiTheme="majorHAnsi" w:eastAsiaTheme="majorEastAsia" w:hAnsiTheme="majorHAnsi" w:cstheme="majorBidi" w:ascii="Times New Roman" w:hAnsi="Times New Roman" w:eastAsia="黑体" w:cs="Times New Roman"/>
       <w:b/>
       <w:bCs/>
       <w:i w:val="0"/>
-      <w:color w:val="000000"/>
       <w:sz w:val="24"/>
     </w:rPr>
   </w:style>
